--- a/docx_resources/Вечірня-Утреня/В,У - Пісна Тріодь/тиждень-2/2-6-ВУ.docx
+++ b/docx_resources/Вечірня-Утреня/В,У - Пісна Тріодь/тиждень-2/2-6-ВУ.docx
@@ -104,7 +104,7 @@
           <w:sz w:val="24"/>
           <w:szCs w:val="24"/>
         </w:rPr>
-        <w:t>Священик:</w:t>
+        <w:t>Священник:</w:t>
       </w:r>
       <w:r>
         <w:rPr>
@@ -7546,7 +7546,23 @@
           <w:sz w:val="24"/>
           <w:u w:val="single"/>
         </w:rPr>
-        <w:t>[Господи щедрий і милосердний, довготерпеливий і многомилостивий! Вислухай молитви наші і зверни увагу на голос моління нашого і яви нам знак милости Твоєї, наведи нас на дорогу Твою, щоб ходили ми в Твоїй правді. Звесели серця наші, щоб ми боялись імення Твого святого, бо Ти великий і твориш чуда; Ти Бог єдиний і немає подібного Тобі між богами, Господи. Ти сильний у милості і добрий у силі, аби допомагати й утішати, і спасати всіх, хто на ім'я Твоє святе уповає.]</w:t>
+        <w:t>[Господи щедрий і милосердний, дов</w:t>
+      </w:r>
+      <w:r>
+        <w:rPr>
+          <w:rFonts w:ascii="Times New Roman" w:hAnsi="Times New Roman"/>
+          <w:sz w:val="24"/>
+          <w:u w:val="single"/>
+        </w:rPr>
+        <w:t>готерпеливий і многомилостивий! Вислухай молитви наші і зверни увагу на голос моління нашого і яви нам знак милости Твоєї, наведи нас на дорогу Твою, щоб ходили ми в Твоїй правді. Звесели серця наші, щоб ми боялись імення Твого святого, бо Ти великий і тво</w:t>
+      </w:r>
+      <w:r>
+        <w:rPr>
+          <w:rFonts w:ascii="Times New Roman" w:hAnsi="Times New Roman"/>
+          <w:sz w:val="24"/>
+          <w:u w:val="single"/>
+        </w:rPr>
+        <w:t>риш чуда; Ти Бог єдиний і немає подібного Тобі між богами, Господи. Ти сильний у милості і добрий у силі, аби допомагати й утішати, і спасати всіх, хто на ім'я Твоє святе уповає.]</w:t>
       </w:r>
     </w:p>
     <w:p>
@@ -8693,7 +8709,7 @@
           <w:sz w:val="24"/>
           <w:szCs w:val="24"/>
         </w:rPr>
-        <w:t>Священик:</w:t>
+        <w:t>Священник:</w:t>
       </w:r>
       <w:r>
         <w:rPr>
@@ -9736,7 +9752,7 @@
           <w:color w:val="FF0000"/>
           <w:sz w:val="24"/>
         </w:rPr>
-        <w:t>Священик:</w:t>
+        <w:t>Священник:</w:t>
       </w:r>
       <w:r>
         <w:rPr>
@@ -9811,7 +9827,7 @@
           <w:sz w:val="24"/>
           <w:szCs w:val="24"/>
         </w:rPr>
-        <w:t>Священик:</w:t>
+        <w:t>Священник:</w:t>
       </w:r>
       <w:r>
         <w:rPr>
@@ -9944,7 +9960,7 @@
           <w:sz w:val="24"/>
           <w:szCs w:val="24"/>
         </w:rPr>
-        <w:t>Священик читає тихо</w:t>
+        <w:t>Священник читає тихо</w:t>
       </w:r>
       <w:r>
         <w:rPr>
@@ -9975,359 +9991,31 @@
           <w:color w:val="FF0000"/>
           <w:sz w:val="24"/>
         </w:rPr>
-        <w:t>Священик:</w:t>
-      </w:r>
-      <w:r>
-        <w:rPr>
-          <w:rFonts w:ascii="Times New Roman" w:hAnsi="Times New Roman"/>
-          <w:color w:val="FF0000"/>
-          <w:sz w:val="24"/>
-        </w:rPr>
-        <w:t xml:space="preserve"> </w:t>
-      </w:r>
-      <w:r>
-        <w:rPr>
-          <w:rFonts w:ascii="Times New Roman" w:hAnsi="Times New Roman"/>
-          <w:color w:val="000000"/>
-          <w:sz w:val="24"/>
-        </w:rPr>
-        <w:t>Нехай</w:t>
-      </w:r>
-      <w:r>
-        <w:rPr>
-          <w:rFonts w:ascii="Times New Roman" w:hAnsi="Times New Roman"/>
-          <w:color w:val="000000"/>
-          <w:sz w:val="24"/>
-        </w:rPr>
-        <w:t xml:space="preserve"> </w:t>
-      </w:r>
-      <w:r>
-        <w:rPr>
-          <w:rFonts w:ascii="Times New Roman" w:hAnsi="Times New Roman"/>
-          <w:color w:val="000000"/>
-          <w:sz w:val="24"/>
-        </w:rPr>
-        <w:t>буде</w:t>
-      </w:r>
-      <w:r>
-        <w:rPr>
-          <w:rFonts w:ascii="Times New Roman" w:hAnsi="Times New Roman"/>
-          <w:color w:val="000000"/>
-          <w:sz w:val="24"/>
-        </w:rPr>
-        <w:t xml:space="preserve"> </w:t>
-      </w:r>
-      <w:r>
-        <w:rPr>
-          <w:rFonts w:ascii="Times New Roman" w:hAnsi="Times New Roman"/>
-          <w:color w:val="000000"/>
-          <w:sz w:val="24"/>
-        </w:rPr>
-        <w:t>влада</w:t>
-      </w:r>
-      <w:r>
-        <w:rPr>
-          <w:rFonts w:ascii="Times New Roman" w:hAnsi="Times New Roman"/>
-          <w:color w:val="000000"/>
-          <w:sz w:val="24"/>
-        </w:rPr>
-        <w:t xml:space="preserve"> </w:t>
-      </w:r>
-      <w:r>
-        <w:rPr>
-          <w:rFonts w:ascii="Times New Roman" w:hAnsi="Times New Roman"/>
-          <w:color w:val="000000"/>
-          <w:sz w:val="24"/>
-        </w:rPr>
-        <w:t>царства</w:t>
-      </w:r>
-      <w:r>
-        <w:rPr>
-          <w:rFonts w:ascii="Times New Roman" w:hAnsi="Times New Roman"/>
-          <w:color w:val="000000"/>
-          <w:sz w:val="24"/>
-        </w:rPr>
-        <w:t xml:space="preserve"> </w:t>
-      </w:r>
-      <w:r>
-        <w:rPr>
-          <w:rFonts w:ascii="Times New Roman" w:hAnsi="Times New Roman"/>
-          <w:color w:val="000000"/>
-          <w:sz w:val="24"/>
-        </w:rPr>
-        <w:t>Твого</w:t>
-      </w:r>
-      <w:r>
-        <w:rPr>
-          <w:rFonts w:ascii="Times New Roman" w:hAnsi="Times New Roman"/>
-          <w:color w:val="000000"/>
-          <w:sz w:val="24"/>
-        </w:rPr>
-        <w:t xml:space="preserve"> </w:t>
-      </w:r>
-      <w:r>
-        <w:rPr>
-          <w:rFonts w:ascii="Times New Roman" w:hAnsi="Times New Roman"/>
-          <w:color w:val="000000"/>
-          <w:sz w:val="24"/>
-        </w:rPr>
-        <w:t>благословенна</w:t>
-      </w:r>
-      <w:r>
-        <w:rPr>
-          <w:rFonts w:ascii="Times New Roman" w:hAnsi="Times New Roman"/>
-          <w:color w:val="000000"/>
-          <w:sz w:val="24"/>
-        </w:rPr>
-        <w:t xml:space="preserve"> </w:t>
-      </w:r>
-      <w:r>
-        <w:rPr>
-          <w:rFonts w:ascii="Times New Roman" w:hAnsi="Times New Roman"/>
-          <w:color w:val="000000"/>
-          <w:sz w:val="24"/>
-        </w:rPr>
-        <w:t>і</w:t>
-      </w:r>
-      <w:r>
-        <w:rPr>
-          <w:rFonts w:ascii="Times New Roman" w:hAnsi="Times New Roman"/>
-          <w:color w:val="000000"/>
-          <w:sz w:val="24"/>
-        </w:rPr>
-        <w:t xml:space="preserve"> </w:t>
-      </w:r>
-      <w:r>
-        <w:rPr>
-          <w:rFonts w:ascii="Times New Roman" w:hAnsi="Times New Roman"/>
-          <w:color w:val="000000"/>
-          <w:sz w:val="24"/>
-        </w:rPr>
-        <w:t>дуже</w:t>
-      </w:r>
-      <w:r>
-        <w:rPr>
-          <w:rFonts w:ascii="Times New Roman" w:hAnsi="Times New Roman"/>
-          <w:color w:val="000000"/>
-          <w:sz w:val="24"/>
-        </w:rPr>
-        <w:t xml:space="preserve"> </w:t>
-      </w:r>
-      <w:r>
-        <w:rPr>
-          <w:rFonts w:ascii="Times New Roman" w:hAnsi="Times New Roman"/>
-          <w:color w:val="000000"/>
-          <w:sz w:val="24"/>
-        </w:rPr>
-        <w:t>прославлена:</w:t>
-      </w:r>
-      <w:r>
-        <w:rPr>
-          <w:rFonts w:ascii="Times New Roman" w:hAnsi="Times New Roman"/>
-          <w:color w:val="000000"/>
-          <w:sz w:val="24"/>
-        </w:rPr>
-        <w:t xml:space="preserve"> </w:t>
-      </w:r>
-      <w:r>
-        <w:rPr>
-          <w:rFonts w:ascii="Times New Roman" w:hAnsi="Times New Roman"/>
-          <w:color w:val="000000"/>
-          <w:sz w:val="24"/>
-        </w:rPr>
-        <w:t>Отця,</w:t>
-      </w:r>
-      <w:r>
-        <w:rPr>
-          <w:rFonts w:ascii="Times New Roman" w:hAnsi="Times New Roman"/>
-          <w:color w:val="000000"/>
-          <w:sz w:val="24"/>
-        </w:rPr>
-        <w:t xml:space="preserve"> </w:t>
-      </w:r>
-      <w:r>
-        <w:rPr>
-          <w:rFonts w:ascii="Times New Roman" w:hAnsi="Times New Roman"/>
-          <w:color w:val="000000"/>
-          <w:sz w:val="24"/>
-        </w:rPr>
-        <w:t>і</w:t>
-      </w:r>
-      <w:r>
-        <w:rPr>
-          <w:rFonts w:ascii="Times New Roman" w:hAnsi="Times New Roman"/>
-          <w:color w:val="000000"/>
-          <w:sz w:val="24"/>
-        </w:rPr>
-        <w:t xml:space="preserve"> </w:t>
-      </w:r>
-      <w:r>
-        <w:rPr>
-          <w:rFonts w:ascii="Times New Roman" w:hAnsi="Times New Roman"/>
-          <w:color w:val="000000"/>
-          <w:sz w:val="24"/>
-        </w:rPr>
-        <w:t>Сина,</w:t>
-      </w:r>
-      <w:r>
-        <w:rPr>
-          <w:rFonts w:ascii="Times New Roman" w:hAnsi="Times New Roman"/>
-          <w:color w:val="000000"/>
-          <w:sz w:val="24"/>
-        </w:rPr>
-        <w:t xml:space="preserve"> </w:t>
-      </w:r>
-      <w:r>
-        <w:rPr>
-          <w:rFonts w:ascii="Times New Roman" w:hAnsi="Times New Roman"/>
-          <w:color w:val="000000"/>
-          <w:sz w:val="24"/>
-        </w:rPr>
-        <w:t>і</w:t>
-      </w:r>
-      <w:r>
-        <w:rPr>
-          <w:rFonts w:ascii="Times New Roman" w:hAnsi="Times New Roman"/>
-          <w:color w:val="000000"/>
-          <w:sz w:val="24"/>
-        </w:rPr>
-        <w:t xml:space="preserve"> </w:t>
-      </w:r>
-      <w:r>
-        <w:rPr>
-          <w:rFonts w:ascii="Times New Roman" w:hAnsi="Times New Roman"/>
-          <w:color w:val="000000"/>
-          <w:sz w:val="24"/>
-        </w:rPr>
-        <w:t>Святого</w:t>
-      </w:r>
-      <w:r>
-        <w:rPr>
-          <w:rFonts w:ascii="Times New Roman" w:hAnsi="Times New Roman"/>
-          <w:color w:val="000000"/>
-          <w:sz w:val="24"/>
-        </w:rPr>
-        <w:t xml:space="preserve"> </w:t>
-      </w:r>
-      <w:r>
-        <w:rPr>
-          <w:rFonts w:ascii="Times New Roman" w:hAnsi="Times New Roman"/>
-          <w:color w:val="000000"/>
-          <w:sz w:val="24"/>
-        </w:rPr>
-        <w:t>Духа,</w:t>
-      </w:r>
-      <w:r>
-        <w:rPr>
-          <w:rFonts w:ascii="Times New Roman" w:hAnsi="Times New Roman"/>
-          <w:color w:val="000000"/>
-          <w:sz w:val="24"/>
-        </w:rPr>
-        <w:t xml:space="preserve"> </w:t>
-      </w:r>
-      <w:r>
-        <w:rPr>
-          <w:rFonts w:ascii="Times New Roman" w:hAnsi="Times New Roman"/>
-          <w:color w:val="000000"/>
-          <w:sz w:val="24"/>
-        </w:rPr>
-        <w:t>нині</w:t>
-      </w:r>
-      <w:r>
-        <w:rPr>
-          <w:rFonts w:ascii="Times New Roman" w:hAnsi="Times New Roman"/>
-          <w:color w:val="000000"/>
-          <w:sz w:val="24"/>
-        </w:rPr>
-        <w:t xml:space="preserve"> </w:t>
-      </w:r>
-      <w:r>
-        <w:rPr>
-          <w:rFonts w:ascii="Times New Roman" w:hAnsi="Times New Roman"/>
-          <w:color w:val="000000"/>
-          <w:sz w:val="24"/>
-        </w:rPr>
-        <w:t>і</w:t>
-      </w:r>
-      <w:r>
-        <w:rPr>
-          <w:rFonts w:ascii="Times New Roman" w:hAnsi="Times New Roman"/>
-          <w:color w:val="000000"/>
-          <w:sz w:val="24"/>
-        </w:rPr>
-        <w:t xml:space="preserve"> </w:t>
-      </w:r>
-      <w:r>
-        <w:rPr>
-          <w:rFonts w:ascii="Times New Roman" w:hAnsi="Times New Roman"/>
-          <w:color w:val="000000"/>
-          <w:sz w:val="24"/>
-        </w:rPr>
-        <w:t>повсякчас,</w:t>
-      </w:r>
-      <w:r>
-        <w:rPr>
-          <w:rFonts w:ascii="Times New Roman" w:hAnsi="Times New Roman"/>
-          <w:color w:val="000000"/>
-          <w:sz w:val="24"/>
-        </w:rPr>
-        <w:t xml:space="preserve"> </w:t>
-      </w:r>
-      <w:r>
-        <w:rPr>
-          <w:rFonts w:ascii="Times New Roman" w:hAnsi="Times New Roman"/>
-          <w:color w:val="000000"/>
-          <w:sz w:val="24"/>
-        </w:rPr>
-        <w:t>і</w:t>
-      </w:r>
-      <w:r>
-        <w:rPr>
-          <w:rFonts w:ascii="Times New Roman" w:hAnsi="Times New Roman"/>
-          <w:color w:val="000000"/>
-          <w:sz w:val="24"/>
-        </w:rPr>
-        <w:t xml:space="preserve"> </w:t>
-      </w:r>
-      <w:r>
-        <w:rPr>
-          <w:rFonts w:ascii="Times New Roman" w:hAnsi="Times New Roman"/>
-          <w:color w:val="000000"/>
-          <w:sz w:val="24"/>
-        </w:rPr>
-        <w:t>на</w:t>
-      </w:r>
-      <w:r>
-        <w:rPr>
-          <w:rFonts w:ascii="Times New Roman" w:hAnsi="Times New Roman"/>
-          <w:color w:val="000000"/>
-          <w:sz w:val="24"/>
-        </w:rPr>
-        <w:t xml:space="preserve"> </w:t>
-      </w:r>
-      <w:r>
-        <w:rPr>
-          <w:rFonts w:ascii="Times New Roman" w:hAnsi="Times New Roman"/>
-          <w:color w:val="000000"/>
-          <w:sz w:val="24"/>
-        </w:rPr>
-        <w:t>віки</w:t>
-      </w:r>
-      <w:r>
-        <w:rPr>
-          <w:rFonts w:ascii="Times New Roman" w:hAnsi="Times New Roman"/>
-          <w:color w:val="000000"/>
-          <w:sz w:val="24"/>
-        </w:rPr>
-        <w:t xml:space="preserve"> </w:t>
-      </w:r>
-      <w:r>
-        <w:rPr>
-          <w:rFonts w:ascii="Times New Roman" w:hAnsi="Times New Roman"/>
-          <w:color w:val="000000"/>
-          <w:sz w:val="24"/>
-        </w:rPr>
-        <w:t>віків.</w:t>
+        <w:t>Священник:</w:t>
+      </w:r>
+      <w:r>
+        <w:rPr>
+          <w:rFonts w:ascii="Times New Roman" w:hAnsi="Times New Roman"/>
+          <w:color w:val="FF0000"/>
+          <w:sz w:val="24"/>
+        </w:rPr>
+        <w:t xml:space="preserve"> </w:t>
+      </w:r>
+      <w:r>
+        <w:rPr>
+          <w:rFonts w:ascii="Times New Roman" w:hAnsi="Times New Roman"/>
+          <w:color w:val="000000"/>
+          <w:sz w:val="24"/>
+        </w:rPr>
+        <w:t>Нехай буде влада царства Твого благословенна і дуже прославлена: Отця, і Сина, і Святого Духа, нин</w:t>
+      </w:r>
+      <w:r>
+        <w:rPr>
+          <w:rFonts w:ascii="Times New Roman" w:hAnsi="Times New Roman"/>
+          <w:color w:val="000000"/>
+          <w:sz w:val="24"/>
+        </w:rPr>
+        <w:t>і і повсякчас, і на віки віків.</w:t>
       </w:r>
     </w:p>
     <w:p>
@@ -11217,7 +10905,15 @@
           <w:sz w:val="24"/>
           <w:u w:val="single"/>
         </w:rPr>
-        <w:t>[Господи, Боже наш! Згадай нас грішних і недостойних слуг Твоїх, коли призиваємо святе ім'я Твоє, і не осороми нас, коли очікуємо милости Твоєї, але вислухай, Господи, усі наші спасенні прохання, і вчини нас достойними любити і боятися Тебе від усього серця нашого і творити в усьому волю Твою.]</w:t>
+        <w:t>[Господи, Боже наш! Згадай нас грішних і недостойних слуг Твоїх, коли призиваємо святе ім'я Твоє, і не осороми нас, коли очікуємо милости Твоєї, але вислухай, Господи, усі наші спасенні прохання, і вчини нас достойними любити і</w:t>
+      </w:r>
+      <w:r>
+        <w:rPr>
+          <w:rFonts w:ascii="Times New Roman" w:hAnsi="Times New Roman"/>
+          <w:sz w:val="24"/>
+          <w:u w:val="single"/>
+        </w:rPr>
+        <w:t xml:space="preserve"> боятися Тебе від усього серця нашого і творити в усьому волю Твою.]</w:t>
       </w:r>
     </w:p>
     <w:p>
@@ -11391,7 +11087,7 @@
           <w:sz w:val="24"/>
           <w:szCs w:val="24"/>
         </w:rPr>
-        <w:t>Священик:</w:t>
+        <w:t>Священник:</w:t>
       </w:r>
       <w:r>
         <w:rPr>
@@ -11467,7 +11163,7 @@
           <w:sz w:val="24"/>
           <w:szCs w:val="24"/>
         </w:rPr>
-        <w:t>Священик:</w:t>
+        <w:t>Священник:</w:t>
       </w:r>
       <w:r>
         <w:rPr>
@@ -11528,7 +11224,7 @@
           <w:color w:val="FF0000"/>
           <w:sz w:val="24"/>
         </w:rPr>
-        <w:t>Священик:</w:t>
+        <w:t>Священник:</w:t>
       </w:r>
       <w:r>
         <w:rPr>
@@ -11629,7 +11325,7 @@
           <w:sz w:val="24"/>
           <w:szCs w:val="24"/>
         </w:rPr>
-        <w:t>Священик:</w:t>
+        <w:t>Священник:</w:t>
       </w:r>
       <w:r>
         <w:rPr>
@@ -11874,7 +11570,7 @@
           <w:sz w:val="24"/>
           <w:szCs w:val="24"/>
         </w:rPr>
-        <w:t>Священик</w:t>
+        <w:t>Священник</w:t>
       </w:r>
       <w:r>
         <w:rPr>
@@ -14550,15 +14246,31 @@
           <w:color w:val="FF0000"/>
           <w:sz w:val="24"/>
         </w:rPr>
-        <w:t>10.</w:t>
-      </w:r>
-      <w:r>
-        <w:rPr>
-          <w:rFonts w:ascii="Times New Roman" w:hAnsi="Times New Roman"/>
-          <w:color w:val="000000"/>
-          <w:sz w:val="24"/>
-        </w:rPr>
-        <w:t xml:space="preserve"> Боже, Боже наш! Ти сотворив розумні й духовні сили Своєю волею. Тебе просимо й Тобі молимося: Прийми наші посильні величання з усіма Твоїми творіннями і збагати щедрими даруваннями Твоєї ласки. Бо перед Тобою згинається всяке коліно: на небі, на землі й під землею, і все, що живе, і все створіння оспівує неосяжну Твою славу, бо Ти Бог правдивий і вельми милостивий. Тебе бо хвалять усі небесні сили, і Тобі славу возсилаємо: Отцю, і Сину, і Святому Духові, нині і повсякчас, і на віки віків. Амінь.</w:t>
+        <w:t>10</w:t>
+      </w:r>
+      <w:r>
+        <w:rPr>
+          <w:rFonts w:ascii="Times New Roman" w:hAnsi="Times New Roman"/>
+          <w:color w:val="FF0000"/>
+          <w:sz w:val="24"/>
+        </w:rPr>
+        <w:t>.</w:t>
+      </w:r>
+      <w:r>
+        <w:rPr>
+          <w:rFonts w:ascii="Times New Roman" w:hAnsi="Times New Roman"/>
+          <w:color w:val="000000"/>
+          <w:sz w:val="24"/>
+        </w:rPr>
+        <w:t xml:space="preserve"> Боже, Боже наш! Ти сотворив розумні й духовні сили Своєю волею. Тебе просимо й Тобі молимося: Прийми наші посильні величання з усіма Твоїми творіннями і збагати щедрими даруваннями Твоєї ласки. Бо перед Тобою згинається всяке коліно: на небі, на землі й </w:t>
+      </w:r>
+      <w:r>
+        <w:rPr>
+          <w:rFonts w:ascii="Times New Roman" w:hAnsi="Times New Roman"/>
+          <w:color w:val="000000"/>
+          <w:sz w:val="24"/>
+        </w:rPr>
+        <w:t>під землею, і все, що живе, і все створіння оспівує неосяжну Твою славу, бо Ти Бог правдивий і вельми милостивий. Тебе бо хвалять усі небесні сили, і Тобі славу возсилаємо: Отцю, і Сину, і Святому Духові, нині і повсякчас, і на віки віків. Амінь.</w:t>
       </w:r>
     </w:p>
     <w:p>
@@ -16680,7 +16392,7 @@
           <w:sz w:val="24"/>
           <w:szCs w:val="24"/>
         </w:rPr>
-        <w:t>Священик:</w:t>
+        <w:t>Священник:</w:t>
       </w:r>
       <w:r>
         <w:rPr>
@@ -17295,6 +17007,523 @@
     </w:p>
     <w:p>
       <w:pPr>
+        <w:spacing w:after="120"/>
+        <w:jc w:val="both"/>
+      </w:pPr>
+      <w:r>
+        <w:rPr>
+          <w:rFonts w:ascii="Times New Roman" w:hAnsi="Times New Roman"/>
+          <w:b/>
+          <w:i/>
+          <w:color w:val="FF0000"/>
+          <w:sz w:val="24"/>
+        </w:rPr>
+        <w:t xml:space="preserve">Тропарі </w:t>
+      </w:r>
+      <w:r>
+        <w:rPr>
+          <w:rFonts w:ascii="Times New Roman" w:hAnsi="Times New Roman"/>
+          <w:i/>
+          <w:color w:val="FF0000"/>
+          <w:sz w:val="24"/>
+        </w:rPr>
+        <w:t xml:space="preserve">на голос 5-ий </w:t>
+      </w:r>
+      <w:r>
+        <w:rPr>
+          <w:rFonts w:ascii="Times New Roman" w:hAnsi="Times New Roman"/>
+          <w:b/>
+          <w:i/>
+          <w:color w:val="FF0000"/>
+          <w:sz w:val="24"/>
+        </w:rPr>
+        <w:t>(Ангельс</w:t>
+      </w:r>
+      <w:r>
+        <w:rPr>
+          <w:rFonts w:ascii="Times New Roman" w:hAnsi="Times New Roman"/>
+          <w:b/>
+          <w:i/>
+          <w:color w:val="FF0000"/>
+          <w:sz w:val="24"/>
+        </w:rPr>
+        <w:t>ький хор):</w:t>
+      </w:r>
+    </w:p>
+    <w:p>
+      <w:pPr>
+        <w:spacing w:after="120"/>
+        <w:jc w:val="both"/>
+        <w:rPr>
+          <w:rFonts w:ascii="Times New Roman" w:hAnsi="Times New Roman"/>
+          <w:color w:val="000000"/>
+          <w:sz w:val="24"/>
+          <w:szCs w:val="24"/>
+          <w:u w:val="single"/>
+        </w:rPr>
+      </w:pPr>
+      <w:r>
+        <w:rPr>
+          <w:rFonts w:ascii="Times New Roman" w:hAnsi="Times New Roman"/>
+          <w:i/>
+          <w:color w:val="FF0000"/>
+          <w:sz w:val="24"/>
+          <w:szCs w:val="24"/>
+        </w:rPr>
+        <w:t xml:space="preserve">Стих: </w:t>
+      </w:r>
+      <w:r>
+        <w:rPr>
+          <w:rFonts w:ascii="Times New Roman" w:hAnsi="Times New Roman"/>
+          <w:color w:val="000000"/>
+          <w:sz w:val="24"/>
+          <w:szCs w:val="24"/>
+          <w:u w:val="single"/>
+        </w:rPr>
+        <w:t>Благословенний ти, Господи,* навчи мене установ твоїх.</w:t>
+      </w:r>
+    </w:p>
+    <w:p>
+      <w:pPr>
+        <w:spacing w:after="120"/>
+        <w:jc w:val="both"/>
+        <w:rPr>
+          <w:rFonts w:ascii="Times New Roman" w:hAnsi="Times New Roman"/>
+          <w:color w:val="000000"/>
+          <w:sz w:val="24"/>
+          <w:szCs w:val="24"/>
+        </w:rPr>
+      </w:pPr>
+      <w:r>
+        <w:rPr>
+          <w:rFonts w:ascii="Times New Roman" w:hAnsi="Times New Roman"/>
+          <w:color w:val="000000"/>
+          <w:sz w:val="24"/>
+          <w:szCs w:val="24"/>
+        </w:rPr>
+        <w:t>Хор святих знайшов джерело життя і двері до раю;* нехай же і я знайду дорогу покаяння. Ягня ж я загублене,* – поклич мене, Спасе, і спаси мене.</w:t>
+      </w:r>
+    </w:p>
+    <w:p>
+      <w:pPr>
+        <w:spacing w:after="120"/>
+        <w:jc w:val="both"/>
+        <w:rPr>
+          <w:rFonts w:ascii="Times New Roman" w:hAnsi="Times New Roman"/>
+          <w:color w:val="000000"/>
+          <w:sz w:val="24"/>
+          <w:szCs w:val="24"/>
+          <w:u w:val="single"/>
+        </w:rPr>
+      </w:pPr>
+      <w:r>
+        <w:rPr>
+          <w:rFonts w:ascii="Times New Roman" w:hAnsi="Times New Roman"/>
+          <w:i/>
+          <w:color w:val="FF0000"/>
+          <w:sz w:val="24"/>
+          <w:szCs w:val="24"/>
+        </w:rPr>
+        <w:t xml:space="preserve">Стих: </w:t>
+      </w:r>
+      <w:r>
+        <w:rPr>
+          <w:rFonts w:ascii="Times New Roman" w:hAnsi="Times New Roman"/>
+          <w:color w:val="000000"/>
+          <w:sz w:val="24"/>
+          <w:szCs w:val="24"/>
+          <w:u w:val="single"/>
+        </w:rPr>
+        <w:t>Благословенний ти, Господи,* навчи мене установ твоїх.</w:t>
+      </w:r>
+    </w:p>
+    <w:p>
+      <w:pPr>
+        <w:spacing w:after="120"/>
+        <w:jc w:val="both"/>
+        <w:rPr>
+          <w:rFonts w:ascii="Times New Roman" w:hAnsi="Times New Roman"/>
+          <w:color w:val="000000"/>
+          <w:sz w:val="24"/>
+          <w:szCs w:val="24"/>
+        </w:rPr>
+      </w:pPr>
+      <w:r>
+        <w:rPr>
+          <w:rFonts w:ascii="Times New Roman" w:hAnsi="Times New Roman"/>
+          <w:color w:val="000000"/>
+          <w:sz w:val="24"/>
+          <w:szCs w:val="24"/>
+        </w:rPr>
+        <w:t>Колись з нічого створив ти мене* і вшанував божественним своїм образом,* та за переступ заповіді знову повернув мене в землю,* з якої мене взято.* Дай же мені вернутися* до колишньої слави на твою подобу.</w:t>
+      </w:r>
+    </w:p>
+    <w:p>
+      <w:pPr>
+        <w:spacing w:after="120"/>
+        <w:jc w:val="both"/>
+        <w:rPr>
+          <w:rFonts w:ascii="Times New Roman" w:hAnsi="Times New Roman"/>
+          <w:color w:val="000000"/>
+          <w:sz w:val="24"/>
+          <w:szCs w:val="24"/>
+          <w:u w:val="single"/>
+        </w:rPr>
+      </w:pPr>
+      <w:r>
+        <w:rPr>
+          <w:rFonts w:ascii="Times New Roman" w:hAnsi="Times New Roman"/>
+          <w:i/>
+          <w:color w:val="FF0000"/>
+          <w:sz w:val="24"/>
+          <w:szCs w:val="24"/>
+        </w:rPr>
+        <w:t xml:space="preserve">Стих: </w:t>
+      </w:r>
+      <w:r>
+        <w:rPr>
+          <w:rFonts w:ascii="Times New Roman" w:hAnsi="Times New Roman"/>
+          <w:color w:val="000000"/>
+          <w:sz w:val="24"/>
+          <w:szCs w:val="24"/>
+          <w:u w:val="single"/>
+        </w:rPr>
+        <w:t>Благословенний ти, Господи,* навчи мене установ твоїх.</w:t>
+      </w:r>
+    </w:p>
+    <w:p>
+      <w:pPr>
+        <w:spacing w:after="120"/>
+        <w:jc w:val="both"/>
+        <w:rPr>
+          <w:rFonts w:ascii="Times New Roman" w:hAnsi="Times New Roman"/>
+          <w:color w:val="000000"/>
+          <w:sz w:val="24"/>
+          <w:szCs w:val="24"/>
+        </w:rPr>
+      </w:pPr>
+      <w:r>
+        <w:rPr>
+          <w:rFonts w:ascii="Times New Roman" w:hAnsi="Times New Roman"/>
+          <w:color w:val="000000"/>
+          <w:sz w:val="24"/>
+          <w:szCs w:val="24"/>
+        </w:rPr>
+        <w:t>Я образ невимовної слави твоєї,* хоч і рани гріховні ношу.* Змилуйся, Владико,* над створінням своїм й очисти своїм милосердям,* і жадану батьківщину подай мені,* вчинивши мене знову мешканцем раю.</w:t>
+      </w:r>
+    </w:p>
+    <w:p>
+      <w:pPr>
+        <w:spacing w:after="120"/>
+        <w:jc w:val="both"/>
+        <w:rPr>
+          <w:rFonts w:ascii="Times New Roman" w:hAnsi="Times New Roman"/>
+          <w:color w:val="000000"/>
+          <w:sz w:val="24"/>
+          <w:szCs w:val="24"/>
+          <w:u w:val="single"/>
+        </w:rPr>
+      </w:pPr>
+      <w:r>
+        <w:rPr>
+          <w:rFonts w:ascii="Times New Roman" w:hAnsi="Times New Roman"/>
+          <w:i/>
+          <w:color w:val="FF0000"/>
+          <w:sz w:val="24"/>
+          <w:szCs w:val="24"/>
+        </w:rPr>
+        <w:t xml:space="preserve">Стих: </w:t>
+      </w:r>
+      <w:r>
+        <w:rPr>
+          <w:rFonts w:ascii="Times New Roman" w:hAnsi="Times New Roman"/>
+          <w:color w:val="000000"/>
+          <w:sz w:val="24"/>
+          <w:szCs w:val="24"/>
+          <w:u w:val="single"/>
+        </w:rPr>
+        <w:t>Благословенний ти, Господи,* навчи мене установ твоїх.</w:t>
+      </w:r>
+    </w:p>
+    <w:p>
+      <w:pPr>
+        <w:spacing w:after="120"/>
+        <w:jc w:val="both"/>
+        <w:rPr>
+          <w:rFonts w:ascii="Times New Roman" w:hAnsi="Times New Roman"/>
+          <w:color w:val="000000"/>
+          <w:sz w:val="24"/>
+          <w:szCs w:val="24"/>
+        </w:rPr>
+      </w:pPr>
+      <w:r>
+        <w:rPr>
+          <w:rFonts w:ascii="Times New Roman" w:eastAsia="Gungsuh" w:hAnsi="Times New Roman" w:cs="Gungsuh"/>
+          <w:color w:val="000000"/>
+          <w:sz w:val="24"/>
+          <w:szCs w:val="24"/>
+        </w:rPr>
+        <w:t>Усі, що ходили дорогою вузькою і вельми трудною,* що в житті взяли хрест, як ярмо, і з вірою пішли слідом за мною* − прийдіть і втішайтеся славою і вінцями небесними,* що я наготував для вас.</w:t>
+      </w:r>
+    </w:p>
+    <w:p>
+      <w:pPr>
+        <w:spacing w:after="120"/>
+        <w:jc w:val="both"/>
+        <w:rPr>
+          <w:rFonts w:ascii="Times New Roman" w:hAnsi="Times New Roman"/>
+          <w:color w:val="000000"/>
+          <w:sz w:val="24"/>
+          <w:szCs w:val="24"/>
+          <w:u w:val="single"/>
+        </w:rPr>
+      </w:pPr>
+      <w:r>
+        <w:rPr>
+          <w:rFonts w:ascii="Times New Roman" w:hAnsi="Times New Roman"/>
+          <w:i/>
+          <w:color w:val="FF0000"/>
+          <w:sz w:val="24"/>
+          <w:szCs w:val="24"/>
+        </w:rPr>
+        <w:t xml:space="preserve">Стих: </w:t>
+      </w:r>
+      <w:r>
+        <w:rPr>
+          <w:rFonts w:ascii="Times New Roman" w:hAnsi="Times New Roman"/>
+          <w:color w:val="000000"/>
+          <w:sz w:val="24"/>
+          <w:szCs w:val="24"/>
+          <w:u w:val="single"/>
+        </w:rPr>
+        <w:t>Благословенний ти, Господи,* навчи мене установ твоїх.</w:t>
+      </w:r>
+    </w:p>
+    <w:p>
+      <w:pPr>
+        <w:spacing w:after="120"/>
+        <w:jc w:val="both"/>
+        <w:rPr>
+          <w:rFonts w:ascii="Times New Roman" w:hAnsi="Times New Roman"/>
+          <w:color w:val="000000"/>
+          <w:sz w:val="24"/>
+          <w:szCs w:val="24"/>
+        </w:rPr>
+      </w:pPr>
+      <w:r>
+        <w:rPr>
+          <w:rFonts w:ascii="Times New Roman" w:hAnsi="Times New Roman"/>
+          <w:color w:val="000000"/>
+          <w:sz w:val="24"/>
+          <w:szCs w:val="24"/>
+        </w:rPr>
+        <w:t>Святі мученики, що Агнця Божого проповідували* і були заколені, як агнці,* до життя нестаріючого і всевічного перейшли!* Наполегливо моліть його,* щоб дарував і нам відпущення провин.</w:t>
+      </w:r>
+    </w:p>
+    <w:p>
+      <w:pPr>
+        <w:spacing w:after="120"/>
+        <w:jc w:val="both"/>
+        <w:rPr>
+          <w:rFonts w:ascii="Times New Roman" w:hAnsi="Times New Roman"/>
+          <w:color w:val="000000"/>
+          <w:sz w:val="24"/>
+          <w:szCs w:val="24"/>
+          <w:u w:val="single"/>
+        </w:rPr>
+      </w:pPr>
+      <w:r>
+        <w:rPr>
+          <w:rFonts w:ascii="Times New Roman" w:hAnsi="Times New Roman"/>
+          <w:i/>
+          <w:color w:val="FF0000"/>
+          <w:sz w:val="24"/>
+          <w:szCs w:val="24"/>
+        </w:rPr>
+        <w:t xml:space="preserve">Стих: </w:t>
+      </w:r>
+      <w:r>
+        <w:rPr>
+          <w:rFonts w:ascii="Times New Roman" w:hAnsi="Times New Roman"/>
+          <w:color w:val="000000"/>
+          <w:sz w:val="24"/>
+          <w:szCs w:val="24"/>
+          <w:u w:val="single"/>
+        </w:rPr>
+        <w:t>Благословенний ти, Господи,* навчи мене установ твоїх.</w:t>
+      </w:r>
+    </w:p>
+    <w:p>
+      <w:pPr>
+        <w:spacing w:after="120"/>
+        <w:jc w:val="both"/>
+        <w:rPr>
+          <w:rFonts w:ascii="Times New Roman" w:hAnsi="Times New Roman"/>
+          <w:color w:val="000000"/>
+          <w:sz w:val="24"/>
+          <w:szCs w:val="24"/>
+        </w:rPr>
+      </w:pPr>
+      <w:r>
+        <w:rPr>
+          <w:rFonts w:ascii="Times New Roman" w:hAnsi="Times New Roman"/>
+          <w:color w:val="000000"/>
+          <w:sz w:val="24"/>
+          <w:szCs w:val="24"/>
+        </w:rPr>
+        <w:t>Упокой, Боже, слуг своїх* і осели їх у раю,* де хори святих, Господи,* і праведники сяють, як світила.* Упокой спочилих слуг своїх,* пробачаючи всі їхні провини.</w:t>
+      </w:r>
+    </w:p>
+    <w:p>
+      <w:pPr>
+        <w:spacing w:after="120"/>
+        <w:jc w:val="both"/>
+        <w:rPr>
+          <w:rFonts w:ascii="Times New Roman" w:hAnsi="Times New Roman"/>
+          <w:color w:val="000000"/>
+          <w:sz w:val="24"/>
+          <w:szCs w:val="24"/>
+        </w:rPr>
+      </w:pPr>
+      <w:r>
+        <w:rPr>
+          <w:rFonts w:ascii="Times New Roman" w:hAnsi="Times New Roman"/>
+          <w:b/>
+          <w:sz w:val="24"/>
+          <w:szCs w:val="24"/>
+        </w:rPr>
+        <w:t>Слава</w:t>
+      </w:r>
+      <w:r>
+        <w:rPr>
+          <w:rFonts w:ascii="Times New Roman" w:hAnsi="Times New Roman"/>
+          <w:sz w:val="24"/>
+          <w:szCs w:val="24"/>
+        </w:rPr>
+        <w:t>:</w:t>
+      </w:r>
+      <w:r>
+        <w:rPr>
+          <w:rFonts w:ascii="Times New Roman" w:hAnsi="Times New Roman"/>
+          <w:color w:val="FF0000"/>
+          <w:sz w:val="24"/>
+          <w:szCs w:val="24"/>
+        </w:rPr>
+        <w:t xml:space="preserve"> </w:t>
+      </w:r>
+      <w:r>
+        <w:rPr>
+          <w:rFonts w:ascii="Times New Roman" w:hAnsi="Times New Roman"/>
+          <w:color w:val="000000"/>
+          <w:sz w:val="24"/>
+          <w:szCs w:val="24"/>
+        </w:rPr>
+        <w:t>Трисяйність єдиного Божества* побожно оспівуємо, взиваючи:* Святий ти, Отче безпочатковий,* рівно безпочатковий Сину і божественний Душе!* Просвітли нас, що з вірою тобі служимо,* і вибави з вічного вогню.</w:t>
+      </w:r>
+    </w:p>
+    <w:p>
+      <w:pPr>
+        <w:spacing w:after="120"/>
+        <w:jc w:val="both"/>
+        <w:rPr>
+          <w:rFonts w:ascii="Times New Roman" w:hAnsi="Times New Roman"/>
+          <w:color w:val="000000"/>
+          <w:sz w:val="24"/>
+          <w:szCs w:val="24"/>
+        </w:rPr>
+      </w:pPr>
+      <w:r>
+        <w:rPr>
+          <w:rFonts w:ascii="Times New Roman" w:hAnsi="Times New Roman"/>
+          <w:b/>
+          <w:sz w:val="24"/>
+          <w:szCs w:val="24"/>
+        </w:rPr>
+        <w:t>І нині</w:t>
+      </w:r>
+      <w:r>
+        <w:rPr>
+          <w:rFonts w:ascii="Times New Roman" w:hAnsi="Times New Roman"/>
+          <w:sz w:val="24"/>
+          <w:szCs w:val="24"/>
+        </w:rPr>
+        <w:t>:</w:t>
+      </w:r>
+      <w:r>
+        <w:rPr>
+          <w:rFonts w:ascii="Times New Roman" w:hAnsi="Times New Roman"/>
+          <w:color w:val="FF0000"/>
+          <w:sz w:val="24"/>
+          <w:szCs w:val="24"/>
+        </w:rPr>
+        <w:t xml:space="preserve"> </w:t>
+      </w:r>
+      <w:r>
+        <w:rPr>
+          <w:rFonts w:ascii="Times New Roman" w:eastAsia="Gungsuh" w:hAnsi="Times New Roman" w:cs="Gungsuh"/>
+          <w:color w:val="000000"/>
+          <w:sz w:val="24"/>
+          <w:szCs w:val="24"/>
+        </w:rPr>
+        <w:t>Радуйся, Чиста,* що Бога тілом породила на спасіння всім!* Тобою людський рід знайшов спасіння,* − нехай же через тебе й ми знайдемо рай,* Богородице чиста,* Благословенна!</w:t>
+      </w:r>
+    </w:p>
+    <w:p>
+      <w:pPr>
+        <w:spacing w:after="120"/>
+        <w:jc w:val="both"/>
+        <w:rPr>
+          <w:rFonts w:ascii="Times New Roman" w:hAnsi="Times New Roman"/>
+          <w:i/>
+          <w:color w:val="FF0000"/>
+          <w:sz w:val="24"/>
+          <w:szCs w:val="24"/>
+        </w:rPr>
+      </w:pPr>
+      <w:r>
+        <w:rPr>
+          <w:rFonts w:ascii="Times New Roman" w:hAnsi="Times New Roman"/>
+          <w:color w:val="000000"/>
+          <w:sz w:val="24"/>
+          <w:szCs w:val="24"/>
+        </w:rPr>
+        <w:t>Алилуя, алилуя, алилуя: Слава тобі, Боже!</w:t>
+      </w:r>
+      <w:r>
+        <w:rPr>
+          <w:rFonts w:ascii="Times New Roman" w:hAnsi="Times New Roman"/>
+          <w:i/>
+          <w:color w:val="000000"/>
+          <w:sz w:val="24"/>
+          <w:szCs w:val="24"/>
+        </w:rPr>
+        <w:t xml:space="preserve"> </w:t>
+      </w:r>
+      <w:r>
+        <w:rPr>
+          <w:rFonts w:ascii="Times New Roman" w:hAnsi="Times New Roman"/>
+          <w:i/>
+          <w:color w:val="FF0000"/>
+          <w:sz w:val="24"/>
+          <w:szCs w:val="24"/>
+        </w:rPr>
+        <w:t>(3 р.)</w:t>
+      </w:r>
+    </w:p>
+    <w:p>
+      <w:pPr>
+        <w:spacing w:after="120"/>
+        <w:jc w:val="both"/>
+        <w:rPr>
+          <w:rFonts w:ascii="Times New Roman" w:hAnsi="Times New Roman"/>
+          <w:color w:val="FF0000"/>
+          <w:sz w:val="24"/>
+          <w:szCs w:val="24"/>
+        </w:rPr>
+      </w:pPr>
+    </w:p>
+    <w:p>
+      <w:pPr>
         <w:pStyle w:val="Heading3"/>
         <w:spacing w:before="0" w:after="120"/>
         <w:jc w:val="center"/>
@@ -17313,501 +17542,6 @@
           <w:color w:val="FF0000"/>
           <w:sz w:val="24"/>
         </w:rPr>
-        <w:t>Потім оці тропарі на голос 5-ий (Ангельський хор):</w:t>
-      </w:r>
-    </w:p>
-    <w:p>
-      <w:pPr>
-        <w:spacing w:after="120"/>
-        <w:jc w:val="both"/>
-        <w:rPr>
-          <w:rFonts w:ascii="Times New Roman" w:hAnsi="Times New Roman"/>
-          <w:color w:val="000000"/>
-          <w:sz w:val="24"/>
-          <w:szCs w:val="24"/>
-          <w:u w:val="single"/>
-        </w:rPr>
-      </w:pPr>
-      <w:r>
-        <w:rPr>
-          <w:rFonts w:ascii="Times New Roman" w:hAnsi="Times New Roman"/>
-          <w:i/>
-          <w:color w:val="FF0000"/>
-          <w:sz w:val="24"/>
-          <w:szCs w:val="24"/>
-        </w:rPr>
-        <w:t xml:space="preserve">Стих: </w:t>
-      </w:r>
-      <w:r>
-        <w:rPr>
-          <w:rFonts w:ascii="Times New Roman" w:hAnsi="Times New Roman"/>
-          <w:color w:val="000000"/>
-          <w:sz w:val="24"/>
-          <w:szCs w:val="24"/>
-          <w:u w:val="single"/>
-        </w:rPr>
-        <w:t>Благословенний ти, Господи,* навчи мене установ твоїх.</w:t>
-      </w:r>
-    </w:p>
-    <w:p>
-      <w:pPr>
-        <w:spacing w:after="120"/>
-        <w:jc w:val="both"/>
-        <w:rPr>
-          <w:rFonts w:ascii="Times New Roman" w:hAnsi="Times New Roman"/>
-          <w:color w:val="000000"/>
-          <w:sz w:val="24"/>
-          <w:szCs w:val="24"/>
-        </w:rPr>
-      </w:pPr>
-      <w:r>
-        <w:rPr>
-          <w:rFonts w:ascii="Times New Roman" w:hAnsi="Times New Roman"/>
-          <w:color w:val="000000"/>
-          <w:sz w:val="24"/>
-          <w:szCs w:val="24"/>
-        </w:rPr>
-        <w:t>Хор святих знайшов джерело життя і двері до раю;* нехай же і я знайду дорогу покаяння. Ягня ж я загублене,* – поклич мене, Спасе, і спаси мене.</w:t>
-      </w:r>
-    </w:p>
-    <w:p>
-      <w:pPr>
-        <w:spacing w:after="120"/>
-        <w:jc w:val="both"/>
-        <w:rPr>
-          <w:rFonts w:ascii="Times New Roman" w:hAnsi="Times New Roman"/>
-          <w:color w:val="000000"/>
-          <w:sz w:val="24"/>
-          <w:szCs w:val="24"/>
-          <w:u w:val="single"/>
-        </w:rPr>
-      </w:pPr>
-      <w:r>
-        <w:rPr>
-          <w:rFonts w:ascii="Times New Roman" w:hAnsi="Times New Roman"/>
-          <w:i/>
-          <w:color w:val="FF0000"/>
-          <w:sz w:val="24"/>
-          <w:szCs w:val="24"/>
-        </w:rPr>
-        <w:t xml:space="preserve">Стих: </w:t>
-      </w:r>
-      <w:r>
-        <w:rPr>
-          <w:rFonts w:ascii="Times New Roman" w:hAnsi="Times New Roman"/>
-          <w:color w:val="000000"/>
-          <w:sz w:val="24"/>
-          <w:szCs w:val="24"/>
-          <w:u w:val="single"/>
-        </w:rPr>
-        <w:t>Благословенний ти, Господи,* навчи мене установ твоїх.</w:t>
-      </w:r>
-    </w:p>
-    <w:p>
-      <w:pPr>
-        <w:spacing w:after="120"/>
-        <w:jc w:val="both"/>
-        <w:rPr>
-          <w:rFonts w:ascii="Times New Roman" w:hAnsi="Times New Roman"/>
-          <w:color w:val="000000"/>
-          <w:sz w:val="24"/>
-          <w:szCs w:val="24"/>
-        </w:rPr>
-      </w:pPr>
-      <w:r>
-        <w:rPr>
-          <w:rFonts w:ascii="Times New Roman" w:hAnsi="Times New Roman"/>
-          <w:color w:val="000000"/>
-          <w:sz w:val="24"/>
-          <w:szCs w:val="24"/>
-        </w:rPr>
-        <w:t>Колись з нічого створив ти мене* і вшанував божественним своїм образом,* та за переступ заповіді знову повернув мене в землю,* з якої мене взято.* Дай же мені вернутися* до колишньої слави на твою подобу.</w:t>
-      </w:r>
-    </w:p>
-    <w:p>
-      <w:pPr>
-        <w:spacing w:after="120"/>
-        <w:jc w:val="both"/>
-        <w:rPr>
-          <w:rFonts w:ascii="Times New Roman" w:hAnsi="Times New Roman"/>
-          <w:color w:val="000000"/>
-          <w:sz w:val="24"/>
-          <w:szCs w:val="24"/>
-          <w:u w:val="single"/>
-        </w:rPr>
-      </w:pPr>
-      <w:r>
-        <w:rPr>
-          <w:rFonts w:ascii="Times New Roman" w:hAnsi="Times New Roman"/>
-          <w:i/>
-          <w:color w:val="FF0000"/>
-          <w:sz w:val="24"/>
-          <w:szCs w:val="24"/>
-        </w:rPr>
-        <w:t xml:space="preserve">Стих: </w:t>
-      </w:r>
-      <w:r>
-        <w:rPr>
-          <w:rFonts w:ascii="Times New Roman" w:hAnsi="Times New Roman"/>
-          <w:color w:val="000000"/>
-          <w:sz w:val="24"/>
-          <w:szCs w:val="24"/>
-          <w:u w:val="single"/>
-        </w:rPr>
-        <w:t>Благословенний ти, Господи,* навчи мене установ твоїх.</w:t>
-      </w:r>
-    </w:p>
-    <w:p>
-      <w:pPr>
-        <w:spacing w:after="120"/>
-        <w:jc w:val="both"/>
-        <w:rPr>
-          <w:rFonts w:ascii="Times New Roman" w:hAnsi="Times New Roman"/>
-          <w:color w:val="000000"/>
-          <w:sz w:val="24"/>
-          <w:szCs w:val="24"/>
-        </w:rPr>
-      </w:pPr>
-      <w:r>
-        <w:rPr>
-          <w:rFonts w:ascii="Times New Roman" w:hAnsi="Times New Roman"/>
-          <w:color w:val="000000"/>
-          <w:sz w:val="24"/>
-          <w:szCs w:val="24"/>
-        </w:rPr>
-        <w:t>Я образ невимовної слави твоєї,* хоч і рани гріховні ношу.* Змилуйся, Владико,* над створінням своїм й очисти своїм милосердям,* і жадану батьківщину подай мені,* вчинивши мене знову мешканцем раю.</w:t>
-      </w:r>
-    </w:p>
-    <w:p>
-      <w:pPr>
-        <w:spacing w:after="120"/>
-        <w:jc w:val="both"/>
-        <w:rPr>
-          <w:rFonts w:ascii="Times New Roman" w:hAnsi="Times New Roman"/>
-          <w:color w:val="000000"/>
-          <w:sz w:val="24"/>
-          <w:szCs w:val="24"/>
-          <w:u w:val="single"/>
-        </w:rPr>
-      </w:pPr>
-      <w:r>
-        <w:rPr>
-          <w:rFonts w:ascii="Times New Roman" w:hAnsi="Times New Roman"/>
-          <w:i/>
-          <w:color w:val="FF0000"/>
-          <w:sz w:val="24"/>
-          <w:szCs w:val="24"/>
-        </w:rPr>
-        <w:t xml:space="preserve">Стих: </w:t>
-      </w:r>
-      <w:r>
-        <w:rPr>
-          <w:rFonts w:ascii="Times New Roman" w:hAnsi="Times New Roman"/>
-          <w:color w:val="000000"/>
-          <w:sz w:val="24"/>
-          <w:szCs w:val="24"/>
-          <w:u w:val="single"/>
-        </w:rPr>
-        <w:t>Благословенний ти, Господи,* навчи мене установ твоїх.</w:t>
-      </w:r>
-    </w:p>
-    <w:p>
-      <w:pPr>
-        <w:spacing w:after="120"/>
-        <w:jc w:val="both"/>
-        <w:rPr>
-          <w:rFonts w:ascii="Times New Roman" w:hAnsi="Times New Roman"/>
-          <w:color w:val="000000"/>
-          <w:sz w:val="24"/>
-          <w:szCs w:val="24"/>
-        </w:rPr>
-      </w:pPr>
-      <w:r>
-        <w:rPr>
-          <w:rFonts w:ascii="Times New Roman" w:eastAsia="Gungsuh" w:hAnsi="Times New Roman" w:cs="Gungsuh"/>
-          <w:color w:val="000000"/>
-          <w:sz w:val="24"/>
-          <w:szCs w:val="24"/>
-        </w:rPr>
-        <w:t>Усі, що ходили дорогою вузькою і вельми трудною,* що в житті взяли хрест, як ярмо, і з вірою пішли слідом за мною* − прийдіть і втішайтеся славою і вінцями небесними,* що я наготував для вас.</w:t>
-      </w:r>
-    </w:p>
-    <w:p>
-      <w:pPr>
-        <w:spacing w:after="120"/>
-        <w:jc w:val="both"/>
-        <w:rPr>
-          <w:rFonts w:ascii="Times New Roman" w:hAnsi="Times New Roman"/>
-          <w:color w:val="000000"/>
-          <w:sz w:val="24"/>
-          <w:szCs w:val="24"/>
-          <w:u w:val="single"/>
-        </w:rPr>
-      </w:pPr>
-      <w:r>
-        <w:rPr>
-          <w:rFonts w:ascii="Times New Roman" w:hAnsi="Times New Roman"/>
-          <w:i/>
-          <w:color w:val="FF0000"/>
-          <w:sz w:val="24"/>
-          <w:szCs w:val="24"/>
-        </w:rPr>
-        <w:t xml:space="preserve">Стих: </w:t>
-      </w:r>
-      <w:r>
-        <w:rPr>
-          <w:rFonts w:ascii="Times New Roman" w:hAnsi="Times New Roman"/>
-          <w:color w:val="000000"/>
-          <w:sz w:val="24"/>
-          <w:szCs w:val="24"/>
-          <w:u w:val="single"/>
-        </w:rPr>
-        <w:t>Благословенний ти, Господи,* навчи мене установ твоїх.</w:t>
-      </w:r>
-    </w:p>
-    <w:p>
-      <w:pPr>
-        <w:spacing w:after="120"/>
-        <w:jc w:val="both"/>
-        <w:rPr>
-          <w:rFonts w:ascii="Times New Roman" w:hAnsi="Times New Roman"/>
-          <w:color w:val="000000"/>
-          <w:sz w:val="24"/>
-          <w:szCs w:val="24"/>
-        </w:rPr>
-      </w:pPr>
-      <w:r>
-        <w:rPr>
-          <w:rFonts w:ascii="Times New Roman" w:hAnsi="Times New Roman"/>
-          <w:color w:val="000000"/>
-          <w:sz w:val="24"/>
-          <w:szCs w:val="24"/>
-        </w:rPr>
-        <w:t>Святі мученики, що Агнця Божого проповідували* і були заколені, як агнці,* до життя нестаріючого і всевічного перейшли!* Наполегливо моліть його,* щоб дарував і нам відпущення провин.</w:t>
-      </w:r>
-    </w:p>
-    <w:p>
-      <w:pPr>
-        <w:spacing w:after="120"/>
-        <w:jc w:val="both"/>
-        <w:rPr>
-          <w:rFonts w:ascii="Times New Roman" w:hAnsi="Times New Roman"/>
-          <w:color w:val="000000"/>
-          <w:sz w:val="24"/>
-          <w:szCs w:val="24"/>
-          <w:u w:val="single"/>
-        </w:rPr>
-      </w:pPr>
-      <w:r>
-        <w:rPr>
-          <w:rFonts w:ascii="Times New Roman" w:hAnsi="Times New Roman"/>
-          <w:i/>
-          <w:color w:val="FF0000"/>
-          <w:sz w:val="24"/>
-          <w:szCs w:val="24"/>
-        </w:rPr>
-        <w:t xml:space="preserve">Стих: </w:t>
-      </w:r>
-      <w:r>
-        <w:rPr>
-          <w:rFonts w:ascii="Times New Roman" w:hAnsi="Times New Roman"/>
-          <w:color w:val="000000"/>
-          <w:sz w:val="24"/>
-          <w:szCs w:val="24"/>
-          <w:u w:val="single"/>
-        </w:rPr>
-        <w:t>Благословенний ти, Господи,* навчи мене установ твоїх.</w:t>
-      </w:r>
-    </w:p>
-    <w:p>
-      <w:pPr>
-        <w:spacing w:after="120"/>
-        <w:jc w:val="both"/>
-        <w:rPr>
-          <w:rFonts w:ascii="Times New Roman" w:hAnsi="Times New Roman"/>
-          <w:color w:val="000000"/>
-          <w:sz w:val="24"/>
-          <w:szCs w:val="24"/>
-        </w:rPr>
-      </w:pPr>
-      <w:r>
-        <w:rPr>
-          <w:rFonts w:ascii="Times New Roman" w:hAnsi="Times New Roman"/>
-          <w:color w:val="000000"/>
-          <w:sz w:val="24"/>
-          <w:szCs w:val="24"/>
-        </w:rPr>
-        <w:t>Упокой, Боже, слуг своїх* і осели їх у раю,* де хори святих, Господи,* і праведники сяють, як світила.* Упокой спочилих слуг своїх,* пробачаючи всі їхні провини.</w:t>
-      </w:r>
-    </w:p>
-    <w:p>
-      <w:pPr>
-        <w:spacing w:after="120"/>
-        <w:jc w:val="both"/>
-        <w:rPr>
-          <w:rFonts w:ascii="Times New Roman" w:hAnsi="Times New Roman"/>
-          <w:color w:val="000000"/>
-          <w:sz w:val="24"/>
-          <w:szCs w:val="24"/>
-        </w:rPr>
-      </w:pPr>
-      <w:r>
-        <w:rPr>
-          <w:rFonts w:ascii="Times New Roman" w:hAnsi="Times New Roman"/>
-          <w:b/>
-          <w:sz w:val="24"/>
-          <w:szCs w:val="24"/>
-        </w:rPr>
-        <w:t>Слава</w:t>
-      </w:r>
-      <w:r>
-        <w:rPr>
-          <w:rFonts w:ascii="Times New Roman" w:hAnsi="Times New Roman"/>
-          <w:sz w:val="24"/>
-          <w:szCs w:val="24"/>
-        </w:rPr>
-        <w:t>:</w:t>
-      </w:r>
-      <w:r>
-        <w:rPr>
-          <w:rFonts w:ascii="Times New Roman" w:hAnsi="Times New Roman"/>
-          <w:color w:val="FF0000"/>
-          <w:sz w:val="24"/>
-          <w:szCs w:val="24"/>
-        </w:rPr>
-        <w:t xml:space="preserve"> </w:t>
-      </w:r>
-      <w:r>
-        <w:rPr>
-          <w:rFonts w:ascii="Times New Roman" w:hAnsi="Times New Roman"/>
-          <w:color w:val="000000"/>
-          <w:sz w:val="24"/>
-          <w:szCs w:val="24"/>
-        </w:rPr>
-        <w:t>Трисяйність єдиного Божества* побожно оспівуємо, взиваючи:* Святий ти, Отче безпочатковий,* рівно безпочатковий Сину і божественний Душе!* Просвітли нас, що з вірою тобі служимо,* і вибави з вічного вогню.</w:t>
-      </w:r>
-    </w:p>
-    <w:p>
-      <w:pPr>
-        <w:spacing w:after="120"/>
-        <w:jc w:val="both"/>
-        <w:rPr>
-          <w:rFonts w:ascii="Times New Roman" w:hAnsi="Times New Roman"/>
-          <w:color w:val="000000"/>
-          <w:sz w:val="24"/>
-          <w:szCs w:val="24"/>
-        </w:rPr>
-      </w:pPr>
-      <w:r>
-        <w:rPr>
-          <w:rFonts w:ascii="Times New Roman" w:hAnsi="Times New Roman"/>
-          <w:b/>
-          <w:sz w:val="24"/>
-          <w:szCs w:val="24"/>
-        </w:rPr>
-        <w:t>І нині</w:t>
-      </w:r>
-      <w:r>
-        <w:rPr>
-          <w:rFonts w:ascii="Times New Roman" w:hAnsi="Times New Roman"/>
-          <w:sz w:val="24"/>
-          <w:szCs w:val="24"/>
-        </w:rPr>
-        <w:t>:</w:t>
-      </w:r>
-      <w:r>
-        <w:rPr>
-          <w:rFonts w:ascii="Times New Roman" w:hAnsi="Times New Roman"/>
-          <w:color w:val="FF0000"/>
-          <w:sz w:val="24"/>
-          <w:szCs w:val="24"/>
-        </w:rPr>
-        <w:t xml:space="preserve"> </w:t>
-      </w:r>
-      <w:r>
-        <w:rPr>
-          <w:rFonts w:ascii="Times New Roman" w:eastAsia="Gungsuh" w:hAnsi="Times New Roman" w:cs="Gungsuh"/>
-          <w:color w:val="000000"/>
-          <w:sz w:val="24"/>
-          <w:szCs w:val="24"/>
-        </w:rPr>
-        <w:t>Радуйся, Чиста,* що Бога тілом породила на спасіння всім!* Тобою людський рід знайшов спасіння,* − нехай же через тебе й ми знайдемо рай,* Богородице чиста,* Благословенна!</w:t>
-      </w:r>
-    </w:p>
-    <w:p>
-      <w:pPr>
-        <w:spacing w:after="120"/>
-        <w:jc w:val="both"/>
-        <w:rPr>
-          <w:rFonts w:ascii="Times New Roman" w:hAnsi="Times New Roman"/>
-          <w:i/>
-          <w:color w:val="FF0000"/>
-          <w:sz w:val="24"/>
-          <w:szCs w:val="24"/>
-        </w:rPr>
-      </w:pPr>
-      <w:r>
-        <w:rPr>
-          <w:rFonts w:ascii="Times New Roman" w:hAnsi="Times New Roman"/>
-          <w:color w:val="000000"/>
-          <w:sz w:val="24"/>
-          <w:szCs w:val="24"/>
-        </w:rPr>
-        <w:t>Алилуя, алилуя, алилуя: Слава тобі, Боже!</w:t>
-      </w:r>
-      <w:r>
-        <w:rPr>
-          <w:rFonts w:ascii="Times New Roman" w:hAnsi="Times New Roman"/>
-          <w:i/>
-          <w:color w:val="000000"/>
-          <w:sz w:val="24"/>
-          <w:szCs w:val="24"/>
-        </w:rPr>
-        <w:t xml:space="preserve"> </w:t>
-      </w:r>
-      <w:r>
-        <w:rPr>
-          <w:rFonts w:ascii="Times New Roman" w:hAnsi="Times New Roman"/>
-          <w:i/>
-          <w:color w:val="FF0000"/>
-          <w:sz w:val="24"/>
-          <w:szCs w:val="24"/>
-        </w:rPr>
-        <w:t>(3 р.)</w:t>
-      </w:r>
-    </w:p>
-    <w:p>
-      <w:pPr>
-        <w:spacing w:after="120"/>
-        <w:jc w:val="both"/>
-        <w:rPr>
-          <w:rFonts w:ascii="Times New Roman" w:hAnsi="Times New Roman"/>
-          <w:color w:val="FF0000"/>
-          <w:sz w:val="24"/>
-          <w:szCs w:val="24"/>
-        </w:rPr>
-      </w:pPr>
-    </w:p>
-    <w:p>
-      <w:pPr>
-        <w:pStyle w:val="Heading3"/>
-        <w:spacing w:before="0" w:after="120"/>
-        <w:jc w:val="center"/>
-        <w:rPr>
-          <w:rFonts w:ascii="Times New Roman" w:hAnsi="Times New Roman"/>
-          <w:b/>
-          <w:i/>
-          <w:color w:val="FF0000"/>
-        </w:rPr>
-      </w:pPr>
-      <w:r>
-        <w:rPr>
-          <w:rFonts w:ascii="Times New Roman" w:hAnsi="Times New Roman"/>
-          <w:b/>
-          <w:i/>
-          <w:color w:val="FF0000"/>
-          <w:sz w:val="24"/>
-        </w:rPr>
         <w:t>Єктенія за померлих</w:t>
       </w:r>
     </w:p>
@@ -18108,7 +17842,7 @@
           <w:sz w:val="24"/>
           <w:szCs w:val="24"/>
         </w:rPr>
-        <w:t>Священик:</w:t>
+        <w:t>Священник:</w:t>
       </w:r>
       <w:r>
         <w:rPr>
@@ -21011,7 +20745,7 @@
           <w:sz w:val="24"/>
           <w:u w:val="single"/>
         </w:rPr>
-        <w:t>[</w:t>
+        <w:t>[Боже, Боже наш! Ти сотворив розумні й духовні сили Своєю волею. Тебе просимо й Тобі молимося: Прийми наші посильні величання з усіма Твоїми творіннями і збагати щедрими даруваннями Твоєї ласки. Бо перед Тобою згинається всяке коліно: на небі, на землі й п</w:t>
       </w:r>
       <w:r>
         <w:rPr>
@@ -21019,52 +20753,28 @@
           <w:sz w:val="24"/>
           <w:u w:val="single"/>
         </w:rPr>
-        <w:t xml:space="preserve">Боже, Боже наш! Ти сотворив розумні й духовні сили </w:t>
-      </w:r>
-      <w:r>
-        <w:rPr>
-          <w:rFonts w:ascii="Times New Roman" w:hAnsi="Times New Roman"/>
-          <w:sz w:val="24"/>
-          <w:u w:val="single"/>
-        </w:rPr>
-        <w:t>С</w:t>
-      </w:r>
-      <w:r>
-        <w:rPr>
-          <w:rFonts w:ascii="Times New Roman" w:hAnsi="Times New Roman"/>
-          <w:sz w:val="24"/>
-          <w:u w:val="single"/>
-        </w:rPr>
-        <w:t>воєю волею. Тебе просимо й Тобі молимося: Прийми наші посильні величання з усіма Твоїми творіннями і збагати щедрими даруваннями Твоєї ласки. Бо перед Тобою згинається всяке коліно: на небі, на землі й під землею, і все, що живе, і все створіння оспівує неосяжну Твою славу, бо Ти Бог правдивий і вельми милостивий</w:t>
-      </w:r>
-      <w:r>
-        <w:rPr>
-          <w:rFonts w:ascii="Times New Roman" w:hAnsi="Times New Roman"/>
-          <w:sz w:val="24"/>
-          <w:u w:val="single"/>
-        </w:rPr>
-        <w:t>.]</w:t>
-      </w:r>
-    </w:p>
-    <w:p>
-      <w:pPr>
-        <w:spacing w:after="120"/>
-        <w:jc w:val="both"/>
-        <w:rPr>
-          <w:rFonts w:ascii="Times New Roman" w:hAnsi="Times New Roman"/>
-          <w:sz w:val="24"/>
-          <w:szCs w:val="24"/>
-        </w:rPr>
-      </w:pPr>
-      <w:r>
-        <w:rPr>
-          <w:rFonts w:ascii="Times New Roman" w:hAnsi="Times New Roman"/>
-          <w:i/>
-          <w:color w:val="FF0000"/>
-          <w:sz w:val="24"/>
-          <w:szCs w:val="24"/>
-        </w:rPr>
-        <w:t xml:space="preserve">Священик: </w:t>
+        <w:t>ід землею, і все, що живе, і все створіння оспівує неосяжну Твою славу, бо Ти Бог правдивий і вельми милостивий.]</w:t>
+      </w:r>
+    </w:p>
+    <w:p>
+      <w:pPr>
+        <w:spacing w:after="120"/>
+        <w:jc w:val="both"/>
+        <w:rPr>
+          <w:rFonts w:ascii="Times New Roman" w:hAnsi="Times New Roman"/>
+          <w:sz w:val="24"/>
+          <w:szCs w:val="24"/>
+        </w:rPr>
+      </w:pPr>
+      <w:r>
+        <w:rPr>
+          <w:rFonts w:ascii="Times New Roman" w:hAnsi="Times New Roman"/>
+          <w:i/>
+          <w:color w:val="FF0000"/>
+          <w:sz w:val="24"/>
+          <w:szCs w:val="24"/>
+        </w:rPr>
+        <w:t xml:space="preserve">Священник: </w:t>
       </w:r>
       <w:r>
         <w:rPr>
@@ -21908,7 +21618,7 @@
           <w:sz w:val="24"/>
           <w:szCs w:val="24"/>
         </w:rPr>
-        <w:t>Священик</w:t>
+        <w:t>Священник</w:t>
       </w:r>
       <w:r>
         <w:rPr>
@@ -21966,7 +21676,7 @@
           <w:sz w:val="24"/>
           <w:szCs w:val="24"/>
         </w:rPr>
-        <w:t>Священик:</w:t>
+        <w:t>Священник:</w:t>
       </w:r>
       <w:r>
         <w:rPr>
@@ -22809,7 +22519,7 @@
           <w:color w:val="FF0000"/>
           <w:sz w:val="24"/>
         </w:rPr>
-        <w:t>Священик:</w:t>
+        <w:t>Священник:</w:t>
       </w:r>
       <w:r>
         <w:rPr>
@@ -22884,7 +22594,7 @@
           <w:sz w:val="24"/>
           <w:szCs w:val="24"/>
         </w:rPr>
-        <w:t>Священик:</w:t>
+        <w:t>Священник:</w:t>
       </w:r>
       <w:r>
         <w:rPr>
@@ -23008,7 +22718,7 @@
           <w:sz w:val="24"/>
           <w:szCs w:val="24"/>
         </w:rPr>
-        <w:t>Священик читає</w:t>
+        <w:t>Священник читає</w:t>
       </w:r>
       <w:r>
         <w:rPr>
@@ -24263,7 +23973,7 @@
           <w:sz w:val="24"/>
           <w:szCs w:val="24"/>
         </w:rPr>
-        <w:t>Священик:</w:t>
+        <w:t>Священник:</w:t>
       </w:r>
       <w:r>
         <w:rPr>
@@ -24339,7 +24049,7 @@
           <w:sz w:val="24"/>
           <w:szCs w:val="24"/>
         </w:rPr>
-        <w:t>Священик:</w:t>
+        <w:t>Священник:</w:t>
       </w:r>
       <w:r>
         <w:rPr>
@@ -24400,7 +24110,7 @@
           <w:color w:val="FF0000"/>
           <w:sz w:val="24"/>
         </w:rPr>
-        <w:t>Священик:</w:t>
+        <w:t>Священник:</w:t>
       </w:r>
       <w:r>
         <w:rPr>
@@ -24501,7 +24211,7 @@
           <w:sz w:val="24"/>
           <w:szCs w:val="24"/>
         </w:rPr>
-        <w:t>Священик:</w:t>
+        <w:t>Священник:</w:t>
       </w:r>
       <w:r>
         <w:rPr>
